--- a/public/fun/forms/이력서_간호사_6_NCS형.docx
+++ b/public/fun/forms/이력서_간호사_6_NCS형.docx
@@ -505,7 +505,19 @@
             <w:tcW w:type="dxa" w:w="2085"/>
             <w:vAlign w:val="center"/>
           </w:tcPr>
-          <w:p/>
+          <w:p>
+            <w:pPr>
+              <w:spacing w:before="0" w:after="0"/>
+              <w:jc w:val="left"/>
+            </w:pPr>
+            <w:r>
+              <w:rPr>
+                <w:color w:val="A9B0B8"/>
+                <w:sz w:val="16"/>
+              </w:rPr>
+              <w:t>예) 2023.05.</w:t>
+            </w:r>
+          </w:p>
         </w:tc>
         <w:tc>
           <w:tcPr>
@@ -519,7 +531,19 @@
             <w:tcW w:type="dxa" w:w="2775"/>
             <w:vAlign w:val="center"/>
           </w:tcPr>
-          <w:p/>
+          <w:p>
+            <w:pPr>
+              <w:spacing w:before="0" w:after="0"/>
+              <w:jc w:val="left"/>
+            </w:pPr>
+            <w:r>
+              <w:rPr>
+                <w:color w:val="A9B0B8"/>
+                <w:sz w:val="16"/>
+              </w:rPr>
+              <w:t>○○공단</w:t>
+            </w:r>
+          </w:p>
         </w:tc>
         <w:tc>
           <w:tcPr>
@@ -752,21 +776,57 @@
             <w:tcW w:type="dxa" w:w="2085"/>
             <w:vAlign w:val="center"/>
           </w:tcPr>
-          <w:p/>
+          <w:p>
+            <w:pPr>
+              <w:spacing w:before="0" w:after="0"/>
+              <w:jc w:val="left"/>
+            </w:pPr>
+            <w:r>
+              <w:rPr>
+                <w:color w:val="A9B0B8"/>
+                <w:sz w:val="16"/>
+              </w:rPr>
+              <w:t>예) 2022.03 ~ 2024.02</w:t>
+            </w:r>
+          </w:p>
         </w:tc>
         <w:tc>
           <w:tcPr>
             <w:tcW w:type="dxa" w:w="4170"/>
             <w:vAlign w:val="center"/>
           </w:tcPr>
-          <w:p/>
+          <w:p>
+            <w:pPr>
+              <w:spacing w:before="0" w:after="0"/>
+              <w:jc w:val="left"/>
+            </w:pPr>
+            <w:r>
+              <w:rPr>
+                <w:color w:val="A9B0B8"/>
+                <w:sz w:val="16"/>
+              </w:rPr>
+              <w:t>○○대학교</w:t>
+            </w:r>
+          </w:p>
         </w:tc>
         <w:tc>
           <w:tcPr>
             <w:tcW w:type="dxa" w:w="4155"/>
             <w:vAlign w:val="center"/>
           </w:tcPr>
-          <w:p/>
+          <w:p>
+            <w:pPr>
+              <w:spacing w:before="0" w:after="0"/>
+              <w:jc w:val="left"/>
+            </w:pPr>
+            <w:r>
+              <w:rPr>
+                <w:color w:val="A9B0B8"/>
+                <w:sz w:val="16"/>
+              </w:rPr>
+              <w:t>○○학과 (학점 3.8/4.5)</w:t>
+            </w:r>
+          </w:p>
         </w:tc>
       </w:tr>
       <w:tr>
@@ -991,7 +1051,19 @@
             <w:tcW w:type="dxa" w:w="2085"/>
             <w:vAlign w:val="center"/>
           </w:tcPr>
-          <w:p/>
+          <w:p>
+            <w:pPr>
+              <w:spacing w:before="0" w:after="0"/>
+              <w:jc w:val="left"/>
+            </w:pPr>
+            <w:r>
+              <w:rPr>
+                <w:color w:val="A9B0B8"/>
+                <w:sz w:val="16"/>
+              </w:rPr>
+              <w:t>예) 2022.03 ~ 2024.02</w:t>
+            </w:r>
+          </w:p>
         </w:tc>
         <w:tc>
           <w:tcPr>
@@ -1012,7 +1084,19 @@
             <w:tcW w:type="dxa" w:w="2775"/>
             <w:vAlign w:val="center"/>
           </w:tcPr>
-          <w:p/>
+          <w:p>
+            <w:pPr>
+              <w:spacing w:before="0" w:after="0"/>
+              <w:jc w:val="left"/>
+            </w:pPr>
+            <w:r>
+              <w:rPr>
+                <w:color w:val="A9B0B8"/>
+                <w:sz w:val="16"/>
+              </w:rPr>
+              <w:t>맡은 일 + 숫자 성과</w:t>
+            </w:r>
+          </w:p>
         </w:tc>
       </w:tr>
       <w:tr>

--- a/public/fun/forms/이력서_간호사_6_NCS형.docx
+++ b/public/fun/forms/이력서_간호사_6_NCS형.docx
@@ -448,7 +448,9 @@
                 <w:color w:val="44254B"/>
                 <w:sz w:val="19"/>
               </w:rPr>
-              <w:t>면허 · 자격 · 교육명</w:t>
+              <w:t>면허 · 자격 ·</w:t>
+              <w:br/>
+              <w:t>교육명</w:t>
             </w:r>
           </w:p>
         </w:tc>
@@ -994,7 +996,9 @@
                 <w:color w:val="44254B"/>
                 <w:sz w:val="19"/>
               </w:rPr>
-              <w:t>병원명 / 병상 수</w:t>
+              <w:t>병원명 / 병상</w:t>
+              <w:br/>
+              <w:t>수</w:t>
             </w:r>
           </w:p>
         </w:tc>
@@ -1422,10 +1426,10 @@
         <w:tblLook w:firstColumn="1" w:firstRow="1" w:lastColumn="0" w:lastRow="0" w:noHBand="0" w:noVBand="1" w:val="04A0"/>
       </w:tblPr>
       <w:tblGrid>
-        <w:gridCol w:w="1380"/>
-        <w:gridCol w:w="3825"/>
-        <w:gridCol w:w="1380"/>
-        <w:gridCol w:w="3825"/>
+        <w:gridCol w:w="1545"/>
+        <w:gridCol w:w="3660"/>
+        <w:gridCol w:w="1545"/>
+        <w:gridCol w:w="3660"/>
       </w:tblGrid>
       <w:tr>
         <w:trPr>
@@ -1434,7 +1438,7 @@
         </w:trPr>
         <w:tc>
           <w:tcPr>
-            <w:tcW w:type="dxa" w:w="1380"/>
+            <w:tcW w:type="dxa" w:w="1545"/>
             <w:shd w:val="clear" w:color="auto" w:fill="F5F1F6"/>
             <w:vAlign w:val="center"/>
           </w:tcPr>
@@ -1455,13 +1459,13 @@
         </w:tc>
         <w:tc>
           <w:tcPr>
-            <w:tcW w:type="dxa" w:w="3825"/>
+            <w:tcW w:type="dxa" w:w="3660"/>
           </w:tcPr>
           <w:p/>
         </w:tc>
         <w:tc>
           <w:tcPr>
-            <w:tcW w:type="dxa" w:w="1380"/>
+            <w:tcW w:type="dxa" w:w="1545"/>
             <w:shd w:val="clear" w:color="auto" w:fill="F5F1F6"/>
             <w:vAlign w:val="center"/>
           </w:tcPr>
@@ -1482,7 +1486,7 @@
         </w:tc>
         <w:tc>
           <w:tcPr>
-            <w:tcW w:type="dxa" w:w="3825"/>
+            <w:tcW w:type="dxa" w:w="3660"/>
           </w:tcPr>
           <w:p/>
         </w:tc>
@@ -1494,7 +1498,7 @@
         </w:trPr>
         <w:tc>
           <w:tcPr>
-            <w:tcW w:type="dxa" w:w="1380"/>
+            <w:tcW w:type="dxa" w:w="1545"/>
             <w:shd w:val="clear" w:color="auto" w:fill="F5F1F6"/>
             <w:vAlign w:val="center"/>
           </w:tcPr>
@@ -1515,13 +1519,13 @@
         </w:tc>
         <w:tc>
           <w:tcPr>
-            <w:tcW w:type="dxa" w:w="3825"/>
+            <w:tcW w:type="dxa" w:w="3660"/>
           </w:tcPr>
           <w:p/>
         </w:tc>
         <w:tc>
           <w:tcPr>
-            <w:tcW w:type="dxa" w:w="1380"/>
+            <w:tcW w:type="dxa" w:w="1545"/>
             <w:shd w:val="clear" w:color="auto" w:fill="F5F1F6"/>
             <w:vAlign w:val="center"/>
           </w:tcPr>
@@ -1536,13 +1540,15 @@
                 <w:color w:val="44254B"/>
                 <w:sz w:val="18"/>
               </w:rPr>
-              <w:t>사용 기술 · 도구</w:t>
+              <w:t>사용 기술 ·</w:t>
+              <w:br/>
+              <w:t>도구</w:t>
             </w:r>
           </w:p>
         </w:tc>
         <w:tc>
           <w:tcPr>
-            <w:tcW w:type="dxa" w:w="3825"/>
+            <w:tcW w:type="dxa" w:w="3660"/>
           </w:tcPr>
           <w:p/>
         </w:tc>
@@ -1554,7 +1560,7 @@
         </w:trPr>
         <w:tc>
           <w:tcPr>
-            <w:tcW w:type="dxa" w:w="1380"/>
+            <w:tcW w:type="dxa" w:w="1545"/>
             <w:shd w:val="clear" w:color="auto" w:fill="F5F1F6"/>
             <w:vAlign w:val="center"/>
           </w:tcPr>
@@ -1575,7 +1581,7 @@
         </w:tc>
         <w:tc>
           <w:tcPr>
-            <w:tcW w:type="dxa" w:w="9030"/>
+            <w:tcW w:type="dxa" w:w="8865"/>
             <w:gridSpan w:val="3"/>
           </w:tcPr>
           <w:p/>
@@ -1588,7 +1594,7 @@
         </w:trPr>
         <w:tc>
           <w:tcPr>
-            <w:tcW w:type="dxa" w:w="1380"/>
+            <w:tcW w:type="dxa" w:w="1545"/>
             <w:shd w:val="clear" w:color="auto" w:fill="F5F1F6"/>
             <w:vAlign w:val="center"/>
           </w:tcPr>
@@ -1609,7 +1615,7 @@
         </w:tc>
         <w:tc>
           <w:tcPr>
-            <w:tcW w:type="dxa" w:w="9030"/>
+            <w:tcW w:type="dxa" w:w="8865"/>
             <w:gridSpan w:val="3"/>
           </w:tcPr>
           <w:p/>
@@ -1643,10 +1649,10 @@
         <w:tblLook w:firstColumn="1" w:firstRow="1" w:lastColumn="0" w:lastRow="0" w:noHBand="0" w:noVBand="1" w:val="04A0"/>
       </w:tblPr>
       <w:tblGrid>
-        <w:gridCol w:w="1380"/>
-        <w:gridCol w:w="3825"/>
-        <w:gridCol w:w="1380"/>
-        <w:gridCol w:w="3825"/>
+        <w:gridCol w:w="1545"/>
+        <w:gridCol w:w="3660"/>
+        <w:gridCol w:w="1545"/>
+        <w:gridCol w:w="3660"/>
       </w:tblGrid>
       <w:tr>
         <w:trPr>
@@ -1655,7 +1661,7 @@
         </w:trPr>
         <w:tc>
           <w:tcPr>
-            <w:tcW w:type="dxa" w:w="1380"/>
+            <w:tcW w:type="dxa" w:w="1545"/>
             <w:shd w:val="clear" w:color="auto" w:fill="F5F1F6"/>
             <w:vAlign w:val="center"/>
           </w:tcPr>
@@ -1676,13 +1682,13 @@
         </w:tc>
         <w:tc>
           <w:tcPr>
-            <w:tcW w:type="dxa" w:w="3825"/>
+            <w:tcW w:type="dxa" w:w="3660"/>
           </w:tcPr>
           <w:p/>
         </w:tc>
         <w:tc>
           <w:tcPr>
-            <w:tcW w:type="dxa" w:w="1380"/>
+            <w:tcW w:type="dxa" w:w="1545"/>
             <w:shd w:val="clear" w:color="auto" w:fill="F5F1F6"/>
             <w:vAlign w:val="center"/>
           </w:tcPr>
@@ -1703,7 +1709,7 @@
         </w:tc>
         <w:tc>
           <w:tcPr>
-            <w:tcW w:type="dxa" w:w="3825"/>
+            <w:tcW w:type="dxa" w:w="3660"/>
           </w:tcPr>
           <w:p/>
         </w:tc>
@@ -1715,7 +1721,7 @@
         </w:trPr>
         <w:tc>
           <w:tcPr>
-            <w:tcW w:type="dxa" w:w="1380"/>
+            <w:tcW w:type="dxa" w:w="1545"/>
             <w:shd w:val="clear" w:color="auto" w:fill="F5F1F6"/>
             <w:vAlign w:val="center"/>
           </w:tcPr>
@@ -1736,13 +1742,13 @@
         </w:tc>
         <w:tc>
           <w:tcPr>
-            <w:tcW w:type="dxa" w:w="3825"/>
+            <w:tcW w:type="dxa" w:w="3660"/>
           </w:tcPr>
           <w:p/>
         </w:tc>
         <w:tc>
           <w:tcPr>
-            <w:tcW w:type="dxa" w:w="1380"/>
+            <w:tcW w:type="dxa" w:w="1545"/>
             <w:shd w:val="clear" w:color="auto" w:fill="F5F1F6"/>
             <w:vAlign w:val="center"/>
           </w:tcPr>
@@ -1757,13 +1763,15 @@
                 <w:color w:val="44254B"/>
                 <w:sz w:val="18"/>
               </w:rPr>
-              <w:t>사용 기술 · 도구</w:t>
+              <w:t>사용 기술 ·</w:t>
+              <w:br/>
+              <w:t>도구</w:t>
             </w:r>
           </w:p>
         </w:tc>
         <w:tc>
           <w:tcPr>
-            <w:tcW w:type="dxa" w:w="3825"/>
+            <w:tcW w:type="dxa" w:w="3660"/>
           </w:tcPr>
           <w:p/>
         </w:tc>
@@ -1775,7 +1783,7 @@
         </w:trPr>
         <w:tc>
           <w:tcPr>
-            <w:tcW w:type="dxa" w:w="1380"/>
+            <w:tcW w:type="dxa" w:w="1545"/>
             <w:shd w:val="clear" w:color="auto" w:fill="F5F1F6"/>
             <w:vAlign w:val="center"/>
           </w:tcPr>
@@ -1796,7 +1804,7 @@
         </w:tc>
         <w:tc>
           <w:tcPr>
-            <w:tcW w:type="dxa" w:w="9030"/>
+            <w:tcW w:type="dxa" w:w="8865"/>
             <w:gridSpan w:val="3"/>
           </w:tcPr>
           <w:p/>
@@ -1809,7 +1817,7 @@
         </w:trPr>
         <w:tc>
           <w:tcPr>
-            <w:tcW w:type="dxa" w:w="1380"/>
+            <w:tcW w:type="dxa" w:w="1545"/>
             <w:shd w:val="clear" w:color="auto" w:fill="F5F1F6"/>
             <w:vAlign w:val="center"/>
           </w:tcPr>
@@ -1830,7 +1838,7 @@
         </w:tc>
         <w:tc>
           <w:tcPr>
-            <w:tcW w:type="dxa" w:w="9030"/>
+            <w:tcW w:type="dxa" w:w="8865"/>
             <w:gridSpan w:val="3"/>
           </w:tcPr>
           <w:p/>

--- a/public/fun/forms/이력서_간호사_6_NCS형.docx
+++ b/public/fun/forms/이력서_간호사_6_NCS형.docx
@@ -517,7 +517,7 @@
                 <w:color w:val="A9B0B8"/>
                 <w:sz w:val="16"/>
               </w:rPr>
-              <w:t>예) 2023.05.</w:t>
+              <w:t>예) ○○○○.○○.</w:t>
             </w:r>
           </w:p>
         </w:tc>
@@ -788,7 +788,7 @@
                 <w:color w:val="A9B0B8"/>
                 <w:sz w:val="16"/>
               </w:rPr>
-              <w:t>예) 2022.03 ~ 2024.02</w:t>
+              <w:t>예) ○○○○.○○ ~ ○○○○.○○</w:t>
             </w:r>
           </w:p>
         </w:tc>
@@ -807,7 +807,7 @@
                 <w:color w:val="A9B0B8"/>
                 <w:sz w:val="16"/>
               </w:rPr>
-              <w:t>○○대학교</w:t>
+              <w:t>학교명 입력</w:t>
             </w:r>
           </w:p>
         </w:tc>
@@ -826,7 +826,7 @@
                 <w:color w:val="A9B0B8"/>
                 <w:sz w:val="16"/>
               </w:rPr>
-              <w:t>○○학과 (학점 3.8/4.5)</w:t>
+              <w:t>○○학과 (학점 입력)</w:t>
             </w:r>
           </w:p>
         </w:tc>
@@ -1065,7 +1065,7 @@
                 <w:color w:val="A9B0B8"/>
                 <w:sz w:val="16"/>
               </w:rPr>
-              <w:t>예) 2022.03 ~ 2024.02</w:t>
+              <w:t>예) ○○○○.○○ ~ ○○○○.○○</w:t>
             </w:r>
           </w:p>
         </w:tc>
@@ -1860,7 +1860,7 @@
         <w:rPr>
           <w:sz w:val="19"/>
         </w:rPr>
-        <w:t>위 내용은 사실과 다름이 없음을 확인합니다.     20      년      월      일     작성자 :  ______________  (서명)</w:t>
+        <w:t>위 내용은 사실과 다름이 없음을 확인합니다.           년      월      일     작성자 :  ______________  (서명)</w:t>
       </w:r>
     </w:p>
     <w:p>
@@ -2126,7 +2126,7 @@
                 <w:color w:val="72457D"/>
                 <w:sz w:val="19"/>
               </w:rPr>
-              <w:t>2021.03~현재 · ○○병원 내과병동(48병상) · 3교대 · 항암 투여·CRRT 보조, 낙상 예방 프로토콜 정착</w:t>
+              <w:t>기간 입력 · ○○병원 내과병동(48병상) · 3교대 · 항암 투여·CRRT 보조, 낙상 예방 프로토콜 정착</w:t>
             </w:r>
           </w:p>
         </w:tc>
